--- a/public/resume/Naman_Manocha_Agentic_AI_FDE_Resume.docx
+++ b/public/resume/Naman_Manocha_Agentic_AI_FDE_Resume.docx
@@ -1442,7 +1442,7 @@
         <w:rPr>
           <w:i/>
         </w:rPr>
-        <w:t>Python, Typer, Rich, Ollama, python-docx  |  ~3K LOC across 23 files, 21 commits</w:t>
+        <w:t>Python, Typer, Rich, Ollama, python-docx  |  ~4K LOC across 26 files, 22 commits</w:t>
       </w:r>
       <w:r>
         <w:rPr>

--- a/public/resume/Naman_Manocha_Agentic_AI_FDE_Resume.docx
+++ b/public/resume/Naman_Manocha_Agentic_AI_FDE_Resume.docx
@@ -1442,7 +1442,7 @@
         <w:rPr>
           <w:i/>
         </w:rPr>
-        <w:t>Python, Typer, Rich, Ollama, python-docx  |  ~4K LOC across 26 files, 22 commits</w:t>
+        <w:t>Python, Typer, Rich, Ollama, python-docx  |  ~4K LOC across 26 files, 23 commits</w:t>
       </w:r>
       <w:r>
         <w:rPr>

--- a/public/resume/Naman_Manocha_Agentic_AI_FDE_Resume.docx
+++ b/public/resume/Naman_Manocha_Agentic_AI_FDE_Resume.docx
@@ -695,7 +695,7 @@
         <w:rPr>
           <w:i/>
         </w:rPr>
-        <w:t>Python, FastAPI, Next.js, LangGraph, Groq, OpenAI  |  ~143K LOC, 864 files, 430 commits, 167+ test suites — OpenAI Build Week</w:t>
+        <w:t>Python, FastAPI, Next.js, LangGraph, Groq, OpenAI  |  ~143K LOC, 864 files, 431 commits, 167+ test suites — OpenAI Build Week</w:t>
       </w:r>
       <w:r>
         <w:rPr>

--- a/public/resume/Naman_Manocha_Agentic_AI_FDE_Resume.docx
+++ b/public/resume/Naman_Manocha_Agentic_AI_FDE_Resume.docx
@@ -898,7 +898,7 @@
         <w:rPr>
           <w:i/>
         </w:rPr>
-        <w:t>Python, Google ADK, LangGraph, Next.js, Firestore, Google Cloud Run  |  ~23K LOC across 131 files, 69 commits, 235+ test suite</w:t>
+        <w:t>Python, Google ADK, LangGraph, Next.js, Firestore, Google Cloud Run  |  ~23K LOC across 131 files, 70 commits, 235+ test suite</w:t>
       </w:r>
       <w:r>
         <w:rPr>

--- a/public/resume/Naman_Manocha_Agentic_AI_FDE_Resume.docx
+++ b/public/resume/Naman_Manocha_Agentic_AI_FDE_Resume.docx
@@ -1442,7 +1442,7 @@
         <w:rPr>
           <w:i/>
         </w:rPr>
-        <w:t>Python, Typer, Rich, Ollama, python-docx  |  ~4K LOC across 26 files, 23 commits</w:t>
+        <w:t>Python, Typer, Rich, Ollama, python-docx  |  ~4K LOC across 26 files, 24 commits</w:t>
       </w:r>
       <w:r>
         <w:rPr>

--- a/public/resume/Naman_Manocha_Agentic_AI_FDE_Resume.docx
+++ b/public/resume/Naman_Manocha_Agentic_AI_FDE_Resume.docx
@@ -1442,7 +1442,7 @@
         <w:rPr>
           <w:i/>
         </w:rPr>
-        <w:t>Python, Typer, Rich, Ollama, python-docx  |  ~4K LOC across 26 files, 24 commits</w:t>
+        <w:t>Python, Typer, Rich, Ollama, python-docx  |  ~4K LOC across 26 files, 25 commits</w:t>
       </w:r>
       <w:r>
         <w:rPr>

--- a/public/resume/Naman_Manocha_Agentic_AI_FDE_Resume.docx
+++ b/public/resume/Naman_Manocha_Agentic_AI_FDE_Resume.docx
@@ -1442,7 +1442,7 @@
         <w:rPr>
           <w:i/>
         </w:rPr>
-        <w:t>Python, Typer, Rich, Ollama, python-docx  |  ~4K LOC across 26 files, 25 commits</w:t>
+        <w:t>Python, Typer, Rich, Ollama, python-docx  |  ~4K LOC across 26 files, 26 commits</w:t>
       </w:r>
       <w:r>
         <w:rPr>
